--- a/docs/הגשה סופית/3 - מסמך תכנון טכני מפורט - Runi.docx
+++ b/docs/הגשה סופית/3 - מסמך תכנון טכני מפורט - Runi.docx
@@ -8590,7 +8590,7 @@
       </w:r>
       <w:r>
         <w:rPr/>
-        <w:t xml:space="preserve"> חשבון קיים ובלתי שמיש — ראו מסמך אבטחת המידע, §1.</w:t>
+        <w:t xml:space="preserve"> חשבון קיים ובלתי שמיש — ראו מסמך אבטחת המידע, סעיף 1.</w:t>
       </w:r>
     </w:p>
     <w:p>
@@ -10330,7 +10330,7 @@
       </w:r>
       <w:r>
         <w:rPr/>
-        <w:t xml:space="preserve"> RLS לא זורק — הוא מתאים אפס שורות. הפתרון: מבקשים בחזרה את השורות שהשתנו; אפס = סירוב (ראו מסמך אבטחת המידע, §2).</w:t>
+        <w:t xml:space="preserve"> RLS לא זורק — הוא מתאים אפס שורות. הפתרון: מבקשים בחזרה את השורות שהשתנו; אפס = סירוב (ראו מסמך אבטחת המידע, סעיף 2).</w:t>
       </w:r>
     </w:p>
     <w:p>
@@ -11430,7 +11430,7 @@
           <w:i/>
           <w:iCs/>
         </w:rPr>
-        <w:t xml:space="preserve">נאכף אחרי שסריקה שיטתית מצאה 47 הפרות שכולן משורש אחד — נתוני-דוגמה שנשארו כברירות מחדל (מסמך אפיון בדיקות, §8).</w:t>
+        <w:t xml:space="preserve">נאכף אחרי שסריקה שיטתית מצאה 47 הפרות שכולן משורש אחד — נתוני-דוגמה שנשארו כברירות מחדל (מסמך אפיון בדיקות, סעיף 8).</w:t>
       </w:r>
     </w:p>
     <w:p>

--- a/docs/הגשה סופית/3 - מסמך תכנון טכני מפורט - Runi.docx
+++ b/docs/הגשה סופית/3 - מסמך תכנון טכני מפורט - Runi.docx
@@ -2064,7 +2064,7 @@
                 <w:szCs w:val="19"/>
                 <w:rtl w:val="0"/>
               </w:rPr>
-              <w:t>dashboard, plan, activities, activities/[id], numbers, settings, onboarding</w:t>
+              <w:t>dashboard, plan, activities, activities/[id], numbers, settings</w:t>
             </w:r>
           </w:p>
         </w:tc>
@@ -2438,7 +2438,7 @@
                 <w:szCs w:val="19"/>
                 <w:rtl w:val="0"/>
               </w:rPr>
-              <w:t>dashboard/, coach/, plan/, settings/, ui/</w:t>
+              <w:t>dashboard/, activities/, coach/, plan/, settings/, insights/, landing/, ui/</w:t>
             </w:r>
           </w:p>
         </w:tc>
@@ -3452,7 +3452,7 @@
           <w:b/>
           <w:bCs/>
         </w:rPr>
-        <w:t>לכן 835 הבדיקות רצות בלי מסד ובלי דפדפן</w:t>
+        <w:t>לכן 842 הבדיקות רצות בלי מסד ובלי דפדפן</w:t>
       </w:r>
       <w:r>
         <w:t>, בפחות מחצי דקה.</w:t>
@@ -4842,22 +4842,10 @@
         <w:spacing w:after="140" w:line="300" w:lineRule="auto"/>
       </w:pPr>
       <w:r>
-        <w:t>24 מיגרציות. הרשימה המלאה במסמך הארכיטקטורה</w:t>
-      </w:r>
-      <w:r>
         <w:rPr>
           <w:rFonts w:hint="cs"/>
         </w:rPr>
-        <w:t>,</w:t>
-      </w:r>
-      <w:r>
-        <w:t xml:space="preserve"> כאן שלוש ההחלטות </w:t>
-      </w:r>
-      <w:r>
-        <w:rPr>
-          <w:rFonts w:hint="cs"/>
-        </w:rPr>
-        <w:t>מרכזיות-</w:t>
+        <w:t xml:space="preserve">24 מיגרציות (0001–0024; שני קבצים עצמאיים חולקים את המספר 0020). הרשימה המלאה בתיקיית supabase/migrations בריפו; כאן שלוש ההחלטות המרכזיות:</w:t>
       </w:r>
     </w:p>
     <w:p>
@@ -8342,7 +8330,7 @@
                 <w:sz w:val="19"/>
                 <w:szCs w:val="19"/>
               </w:rPr>
-              <w:t xml:space="preserve">55 פעולות — כל ייצוא הוא נקודת קצה ציבורית</w:t>
+              <w:t xml:space="preserve">47 פעולות — כל ייצוא הוא נקודת קצה ציבורית</w:t>
             </w:r>
           </w:p>
         </w:tc>
@@ -8645,18 +8633,7 @@
       </w:pPr>
       <w:r>
         <w:rPr/>
-        <w:t xml:space="preserve">55 פעולות. </w:t>
-      </w:r>
-      <w:r>
-        <w:rPr>
-          <w:b/>
-          <w:bCs/>
-        </w:rPr>
-        <w:t xml:space="preserve">כל ייצוא מקובץ "use server" הוא נקודת קצה ציבורית</w:t>
-      </w:r>
-      <w:r>
-        <w:rPr/>
-        <w:t xml:space="preserve">, ולכן: רק פונקציות אסינכרוניות מיוצאות, וכל אחת בודקת getUser() לפני כל גישה למסד. כישלון לא צפוי נרשם ב-console.error בשרת — וביומן של Vercel — לפני שהוא הופך להודעה למשתמש.</w:t>
+        <w:t xml:space="preserve">47 פעולות באחד-עשר קבצים. כל ייצוא מקובץ "use server" הוא נקודת קצה ציבורית, ולכן: רק פונקציות אסינכרוניות מיוצאות, וכל אחת בודקת getUser() לפני כל גישה למסד. כישלון לא צפוי נרשם ב-console.error בשרת — וביומן של Vercel — לפני שהוא הופך להודעה למשתמש.</w:t>
       </w:r>
     </w:p>
     <w:p>
@@ -9031,20 +9008,7 @@
           <w:b/>
           <w:bCs/>
         </w:rPr>
-        <w:t>מקטין</w:t>
-      </w:r>
-      <w:r>
-        <w:t xml:space="preserve"> כשיחס העומס חוצה סף, או כששיעור גבוה של סחיפת דופק. </w:t>
-      </w:r>
-      <w:r>
-        <w:rPr>
-          <w:b/>
-          <w:bCs/>
-        </w:rPr>
-        <w:t>מדלג</w:t>
-      </w:r>
-      <w:r>
-        <w:t xml:space="preserve"> על מה שאדם קבע (</w:t>
+        <w:t xml:space="preserve">מקטין</w:t>
       </w:r>
       <w:r>
         <w:rPr>
@@ -9054,20 +9018,7 @@
           <w:szCs w:val="19"/>
           <w:rtl w:val="0"/>
         </w:rPr>
-        <w:t>origin</w:t>
-      </w:r>
-      <w:r>
-        <w:t xml:space="preserve">). </w:t>
-      </w:r>
-      <w:r>
-        <w:rPr>
-          <w:b/>
-          <w:bCs/>
-        </w:rPr>
-        <w:t>מחזיר</w:t>
-      </w:r>
-      <w:r>
-        <w:t xml:space="preserve"> כשהסיבה חלפה — הפעולה היחידה שיכולה רק להוסיף מרחק בחזרה.</w:t>
+        <w:t xml:space="preserve"> את השבוע הקרוב ל-80% כשיחס העומס חוצה 1.5, או כש-40% ומעלה מהריצות בשבועיים האחרונים הראו סחיפת דופק מעל 5% (הנתון נקרא מ-activities.cardiac_drift_pct שכל ריצה כבר נושאת). מדלג על מה שאדם קבע (origin). מחזיר כשהסיבה חלפה — הפעולה היחידה שיכולה רק להוסיף מרחק בחזרה. טריגר שלישי — יותר מפספוס אחד בשבוע — מופק כהמלצה להזיז את שבוע הבנייה ואינו מיושם אוטומטית: הזזת שבוע היא החלטה שרץ או מאמן צריכים לאשר, והמסך שמציג את ההמלצה ומבקש אישור הוא הגרסה הבאה של המנוע.</w:t>
       </w:r>
     </w:p>
     <w:p>
